--- a/tests/fixtures/order_template_COMMITTEE.docx
+++ b/tests/fixtures/order_template_COMMITTEE.docx
@@ -285,6 +285,60 @@
         </w:tc>
       </w:tr>
     </w:tbl>
+    <w:p>
+      <w:r>
+        <w:rPr>
+          <w:b w:val="0"/>
+          <w:u w:val="none"/>
+        </w:rPr>
+        <w:t>{%p if relieved_list %}</w:t>
+      </w:r>
+    </w:p>
+    <w:p>
+      <w:r>
+        <w:rPr>
+          <w:b w:val="0"/>
+          <w:u w:val="none"/>
+        </w:rPr>
+        <w:t>The following stand relieved of their earlier duties with effect from {{ effective_date }}:</w:t>
+      </w:r>
+    </w:p>
+    <w:p>
+      <w:r>
+        <w:rPr>
+          <w:b w:val="0"/>
+          <w:u w:val="none"/>
+        </w:rPr>
+        <w:t>{%p for r in relieved_list %}</w:t>
+      </w:r>
+    </w:p>
+    <w:p>
+      <w:r>
+        <w:rPr>
+          <w:b w:val="0"/>
+          <w:u w:val="none"/>
+        </w:rPr>
+        <w:t>{{ r.name }} — {{ r.role }}, {{ r.committee }}</w:t>
+      </w:r>
+    </w:p>
+    <w:p>
+      <w:r>
+        <w:rPr>
+          <w:b w:val="0"/>
+          <w:u w:val="none"/>
+        </w:rPr>
+        <w:t>{%p endfor %}</w:t>
+      </w:r>
+    </w:p>
+    <w:p>
+      <w:r>
+        <w:rPr>
+          <w:b w:val="0"/>
+          <w:u w:val="none"/>
+        </w:rPr>
+        <w:t>{%p endif %}</w:t>
+      </w:r>
+    </w:p>
     <w:p>
       <w:r>
         <w:rPr>

--- a/tests/fixtures/order_template_COMMITTEE.docx
+++ b/tests/fixtures/order_template_COMMITTEE.docx
@@ -285,60 +285,6 @@
         </w:tc>
       </w:tr>
     </w:tbl>
-    <w:p>
-      <w:r>
-        <w:rPr>
-          <w:b w:val="0"/>
-          <w:u w:val="none"/>
-        </w:rPr>
-        <w:t>{%p if relieved_list %}</w:t>
-      </w:r>
-    </w:p>
-    <w:p>
-      <w:r>
-        <w:rPr>
-          <w:b w:val="0"/>
-          <w:u w:val="none"/>
-        </w:rPr>
-        <w:t>The following stand relieved of their earlier duties with effect from {{ effective_date }}:</w:t>
-      </w:r>
-    </w:p>
-    <w:p>
-      <w:r>
-        <w:rPr>
-          <w:b w:val="0"/>
-          <w:u w:val="none"/>
-        </w:rPr>
-        <w:t>{%p for r in relieved_list %}</w:t>
-      </w:r>
-    </w:p>
-    <w:p>
-      <w:r>
-        <w:rPr>
-          <w:b w:val="0"/>
-          <w:u w:val="none"/>
-        </w:rPr>
-        <w:t>{{ r.name }} — {{ r.role }}, {{ r.committee }}</w:t>
-      </w:r>
-    </w:p>
-    <w:p>
-      <w:r>
-        <w:rPr>
-          <w:b w:val="0"/>
-          <w:u w:val="none"/>
-        </w:rPr>
-        <w:t>{%p endfor %}</w:t>
-      </w:r>
-    </w:p>
-    <w:p>
-      <w:r>
-        <w:rPr>
-          <w:b w:val="0"/>
-          <w:u w:val="none"/>
-        </w:rPr>
-        <w:t>{%p endif %}</w:t>
-      </w:r>
-    </w:p>
     <w:p>
       <w:r>
         <w:rPr>
